--- a/作业/作业3-题目.docx
+++ b/作业/作业3-题目.docx
@@ -52,10 +52,10 @@
             <v:path o:extrusionok="f" gradientshapeok="t" o:connecttype="rect"/>
             <o:lock v:ext="edit" aspectratio="t"/>
           </v:shapetype>
-          <v:shape id="_x0000_i1025" type="#_x0000_t75" style="width:15.25pt;height:13.1pt" o:ole="">
+          <v:shape id="_x0000_i1025" type="#_x0000_t75" style="width:15.45pt;height:13.3pt" o:ole="">
             <v:imagedata r:id="rId7" o:title=""/>
           </v:shape>
-          <o:OLEObject Type="Embed" ProgID="Equation.DSMT4" ShapeID="_x0000_i1025" DrawAspect="Content" ObjectID="_1835608988" r:id="rId8"/>
+          <o:OLEObject Type="Embed" ProgID="Equation.DSMT4" ShapeID="_x0000_i1025" DrawAspect="Content" ObjectID="_1835701527" r:id="rId8"/>
         </w:object>
       </w:r>
       <w:r>
@@ -74,10 +74,10 @@
           <w:szCs w:val="24"/>
         </w:rPr>
         <w:object w:dxaOrig="820" w:dyaOrig="300" w14:anchorId="349CE704">
-          <v:shape id="_x0000_i1026" type="#_x0000_t75" style="width:40.9pt;height:15.25pt" o:ole="">
+          <v:shape id="_x0000_i1026" type="#_x0000_t75" style="width:40.7pt;height:15.45pt" o:ole="">
             <v:imagedata r:id="rId9" o:title=""/>
           </v:shape>
-          <o:OLEObject Type="Embed" ProgID="Equation.DSMT4" ShapeID="_x0000_i1026" DrawAspect="Content" ObjectID="_1835608989" r:id="rId10"/>
+          <o:OLEObject Type="Embed" ProgID="Equation.DSMT4" ShapeID="_x0000_i1026" DrawAspect="Content" ObjectID="_1835701528" r:id="rId10"/>
         </w:object>
       </w:r>
       <w:r>
@@ -96,10 +96,10 @@
           <w:szCs w:val="24"/>
         </w:rPr>
         <w:object w:dxaOrig="780" w:dyaOrig="300" w14:anchorId="0257518F">
-          <v:shape id="_x0000_i1027" type="#_x0000_t75" style="width:39.25pt;height:15.25pt" o:ole="">
+          <v:shape id="_x0000_i1027" type="#_x0000_t75" style="width:39.45pt;height:15.45pt" o:ole="">
             <v:imagedata r:id="rId11" o:title=""/>
           </v:shape>
-          <o:OLEObject Type="Embed" ProgID="Equation.DSMT4" ShapeID="_x0000_i1027" DrawAspect="Content" ObjectID="_1835608990" r:id="rId12"/>
+          <o:OLEObject Type="Embed" ProgID="Equation.DSMT4" ShapeID="_x0000_i1027" DrawAspect="Content" ObjectID="_1835701529" r:id="rId12"/>
         </w:object>
       </w:r>
       <w:r>
@@ -118,10 +118,10 @@
           <w:szCs w:val="24"/>
         </w:rPr>
         <w:object w:dxaOrig="499" w:dyaOrig="300" w14:anchorId="6AE08AE7">
-          <v:shape id="_x0000_i1028" type="#_x0000_t75" style="width:25.1pt;height:15.25pt" o:ole="">
+          <v:shape id="_x0000_i1028" type="#_x0000_t75" style="width:25.3pt;height:15.45pt" o:ole="">
             <v:imagedata r:id="rId13" o:title=""/>
           </v:shape>
-          <o:OLEObject Type="Embed" ProgID="Equation.DSMT4" ShapeID="_x0000_i1028" DrawAspect="Content" ObjectID="_1835608991" r:id="rId14"/>
+          <o:OLEObject Type="Embed" ProgID="Equation.DSMT4" ShapeID="_x0000_i1028" DrawAspect="Content" ObjectID="_1835701530" r:id="rId14"/>
         </w:object>
       </w:r>
       <w:r>
@@ -132,23 +132,37 @@
         </w:rPr>
         <w:t>连续可微。</w:t>
       </w:r>
-      <w:proofErr w:type="gramStart"/>
-      <w:r>
-        <w:rPr>
-          <w:rFonts w:ascii="Times New Roman" w:hAnsi="Times New Roman" w:cs="Times New Roman" w:hint="eastAsia"/>
-          <w:sz w:val="24"/>
-          <w:szCs w:val="24"/>
-        </w:rPr>
-        <w:t>改系统</w:t>
-      </w:r>
-      <w:proofErr w:type="gramEnd"/>
-      <w:r>
-        <w:rPr>
-          <w:rFonts w:ascii="Times New Roman" w:hAnsi="Times New Roman" w:cs="Times New Roman" w:hint="eastAsia"/>
-          <w:sz w:val="24"/>
-          <w:szCs w:val="24"/>
-        </w:rPr>
-        <w:t>的线化系统为：</w:t>
+      <w:r>
+        <w:rPr>
+          <w:rFonts w:ascii="Times New Roman" w:hAnsi="Times New Roman" w:cs="Times New Roman" w:hint="eastAsia"/>
+          <w:sz w:val="24"/>
+          <w:szCs w:val="24"/>
+        </w:rPr>
+        <w:t>该</w:t>
+      </w:r>
+      <w:r>
+        <w:rPr>
+          <w:rFonts w:ascii="Times New Roman" w:hAnsi="Times New Roman" w:cs="Times New Roman" w:hint="eastAsia"/>
+          <w:sz w:val="24"/>
+          <w:szCs w:val="24"/>
+        </w:rPr>
+        <w:t>系统的线</w:t>
+      </w:r>
+      <w:r>
+        <w:rPr>
+          <w:rFonts w:ascii="Times New Roman" w:hAnsi="Times New Roman" w:cs="Times New Roman" w:hint="eastAsia"/>
+          <w:sz w:val="24"/>
+          <w:szCs w:val="24"/>
+        </w:rPr>
+        <w:t>性</w:t>
+      </w:r>
+      <w:r>
+        <w:rPr>
+          <w:rFonts w:ascii="Times New Roman" w:hAnsi="Times New Roman" w:cs="Times New Roman" w:hint="eastAsia"/>
+          <w:sz w:val="24"/>
+          <w:szCs w:val="24"/>
+        </w:rPr>
+        <w:t>化系统为：</w:t>
       </w:r>
     </w:p>
     <w:p>
@@ -178,10 +192,10 @@
           <w:szCs w:val="24"/>
         </w:rPr>
         <w:object w:dxaOrig="1719" w:dyaOrig="600" w14:anchorId="433DA35A">
-          <v:shape id="_x0000_i1029" type="#_x0000_t75" style="width:85.65pt;height:31.1pt" o:ole="">
+          <v:shape id="_x0000_i1029" type="#_x0000_t75" style="width:85.7pt;height:31.3pt" o:ole="">
             <v:imagedata r:id="rId15" o:title=""/>
           </v:shape>
-          <o:OLEObject Type="Embed" ProgID="Equation.DSMT4" ShapeID="_x0000_i1029" DrawAspect="Content" ObjectID="_1835608992" r:id="rId16"/>
+          <o:OLEObject Type="Embed" ProgID="Equation.DSMT4" ShapeID="_x0000_i1029" DrawAspect="Content" ObjectID="_1835701531" r:id="rId16"/>
         </w:object>
       </w:r>
       <w:r>
@@ -418,17 +432,17 @@
       <w:pPr>
         <w:spacing w:line="360" w:lineRule="auto"/>
         <w:rPr>
-          <w:rFonts w:ascii="Times New Roman" w:hAnsi="Times New Roman" w:cs="Times New Roman" w:hint="eastAsia"/>
-          <w:sz w:val="24"/>
-          <w:szCs w:val="24"/>
-        </w:rPr>
-      </w:pPr>
-    </w:p>
-    <w:p>
-      <w:pPr>
-        <w:spacing w:line="360" w:lineRule="auto"/>
-        <w:rPr>
-          <w:rFonts w:ascii="Times New Roman" w:hAnsi="Times New Roman" w:cs="Times New Roman" w:hint="eastAsia"/>
+          <w:rFonts w:ascii="Times New Roman" w:hAnsi="Times New Roman" w:cs="Times New Roman"/>
+          <w:sz w:val="24"/>
+          <w:szCs w:val="24"/>
+        </w:rPr>
+      </w:pPr>
+    </w:p>
+    <w:p>
+      <w:pPr>
+        <w:spacing w:line="360" w:lineRule="auto"/>
+        <w:rPr>
+          <w:rFonts w:ascii="Times New Roman" w:hAnsi="Times New Roman" w:cs="Times New Roman"/>
           <w:sz w:val="24"/>
           <w:szCs w:val="24"/>
         </w:rPr>
@@ -465,10 +479,10 @@
           <w:szCs w:val="24"/>
         </w:rPr>
         <w:object w:dxaOrig="820" w:dyaOrig="300" w14:anchorId="2EB07F99">
-          <v:shape id="_x0000_i1030" type="#_x0000_t75" style="width:40.9pt;height:15.25pt" o:ole="">
+          <v:shape id="_x0000_i1030" type="#_x0000_t75" style="width:40.7pt;height:15.45pt" o:ole="">
             <v:imagedata r:id="rId9" o:title=""/>
           </v:shape>
-          <o:OLEObject Type="Embed" ProgID="Equation.DSMT4" ShapeID="_x0000_i1030" DrawAspect="Content" ObjectID="_1835608993" r:id="rId17"/>
+          <o:OLEObject Type="Embed" ProgID="Equation.DSMT4" ShapeID="_x0000_i1030" DrawAspect="Content" ObjectID="_1835701532" r:id="rId17"/>
         </w:object>
       </w:r>
       <w:r>
@@ -487,10 +501,10 @@
           <w:szCs w:val="24"/>
         </w:rPr>
         <w:object w:dxaOrig="780" w:dyaOrig="300" w14:anchorId="441BEA7F">
-          <v:shape id="_x0000_i1031" type="#_x0000_t75" style="width:39.25pt;height:15.25pt" o:ole="">
+          <v:shape id="_x0000_i1031" type="#_x0000_t75" style="width:39.45pt;height:15.45pt" o:ole="">
             <v:imagedata r:id="rId11" o:title=""/>
           </v:shape>
-          <o:OLEObject Type="Embed" ProgID="Equation.DSMT4" ShapeID="_x0000_i1031" DrawAspect="Content" ObjectID="_1835608994" r:id="rId18"/>
+          <o:OLEObject Type="Embed" ProgID="Equation.DSMT4" ShapeID="_x0000_i1031" DrawAspect="Content" ObjectID="_1835701533" r:id="rId18"/>
         </w:object>
       </w:r>
       <w:r>
@@ -509,10 +523,10 @@
           <w:szCs w:val="24"/>
         </w:rPr>
         <w:object w:dxaOrig="499" w:dyaOrig="300" w14:anchorId="7DFFE2C6">
-          <v:shape id="_x0000_i1032" type="#_x0000_t75" style="width:25.1pt;height:15.25pt" o:ole="">
+          <v:shape id="_x0000_i1032" type="#_x0000_t75" style="width:25.3pt;height:15.45pt" o:ole="">
             <v:imagedata r:id="rId13" o:title=""/>
           </v:shape>
-          <o:OLEObject Type="Embed" ProgID="Equation.DSMT4" ShapeID="_x0000_i1032" DrawAspect="Content" ObjectID="_1835608995" r:id="rId19"/>
+          <o:OLEObject Type="Embed" ProgID="Equation.DSMT4" ShapeID="_x0000_i1032" DrawAspect="Content" ObjectID="_1835701534" r:id="rId19"/>
         </w:object>
       </w:r>
       <w:r>
@@ -555,10 +569,10 @@
           <w:szCs w:val="24"/>
         </w:rPr>
         <w:object w:dxaOrig="660" w:dyaOrig="300" w14:anchorId="5CABC18F">
-          <v:shape id="_x0000_i1033" type="#_x0000_t75" style="width:33.25pt;height:15.25pt" o:ole="">
+          <v:shape id="_x0000_i1033" type="#_x0000_t75" style="width:33.45pt;height:15.45pt" o:ole="">
             <v:imagedata r:id="rId20" o:title=""/>
           </v:shape>
-          <o:OLEObject Type="Embed" ProgID="Equation.DSMT4" ShapeID="_x0000_i1033" DrawAspect="Content" ObjectID="_1835608996" r:id="rId21"/>
+          <o:OLEObject Type="Embed" ProgID="Equation.DSMT4" ShapeID="_x0000_i1033" DrawAspect="Content" ObjectID="_1835701535" r:id="rId21"/>
         </w:object>
       </w:r>
       <w:r>
@@ -593,10 +607,10 @@
           <w:szCs w:val="24"/>
         </w:rPr>
         <w:object w:dxaOrig="1180" w:dyaOrig="300" w14:anchorId="442D8010">
-          <v:shape id="_x0000_i1034" type="#_x0000_t75" style="width:58.9pt;height:15.25pt" o:ole="">
+          <v:shape id="_x0000_i1034" type="#_x0000_t75" style="width:58.7pt;height:15.45pt" o:ole="">
             <v:imagedata r:id="rId22" o:title=""/>
           </v:shape>
-          <o:OLEObject Type="Embed" ProgID="Equation.DSMT4" ShapeID="_x0000_i1034" DrawAspect="Content" ObjectID="_1835608997" r:id="rId23"/>
+          <o:OLEObject Type="Embed" ProgID="Equation.DSMT4" ShapeID="_x0000_i1034" DrawAspect="Content" ObjectID="_1835701536" r:id="rId23"/>
         </w:object>
       </w:r>
       <w:r>
@@ -615,10 +629,10 @@
           <w:szCs w:val="24"/>
         </w:rPr>
         <w:object w:dxaOrig="999" w:dyaOrig="300" w14:anchorId="2096BBFB">
-          <v:shape id="_x0000_i1035" type="#_x0000_t75" style="width:49.65pt;height:15.25pt" o:ole="">
+          <v:shape id="_x0000_i1035" type="#_x0000_t75" style="width:49.7pt;height:15.45pt" o:ole="">
             <v:imagedata r:id="rId24" o:title=""/>
           </v:shape>
-          <o:OLEObject Type="Embed" ProgID="Equation.DSMT4" ShapeID="_x0000_i1035" DrawAspect="Content" ObjectID="_1835608998" r:id="rId25"/>
+          <o:OLEObject Type="Embed" ProgID="Equation.DSMT4" ShapeID="_x0000_i1035" DrawAspect="Content" ObjectID="_1835701537" r:id="rId25"/>
         </w:object>
       </w:r>
       <w:r>
@@ -657,10 +671,10 @@
           <w:szCs w:val="24"/>
         </w:rPr>
         <w:object w:dxaOrig="3580" w:dyaOrig="380" w14:anchorId="51B661AD">
-          <v:shape id="_x0000_i1036" type="#_x0000_t75" style="width:178.9pt;height:19.1pt" o:ole="">
+          <v:shape id="_x0000_i1036" type="#_x0000_t75" style="width:178.7pt;height:19.3pt" o:ole="">
             <v:imagedata r:id="rId26" o:title=""/>
           </v:shape>
-          <o:OLEObject Type="Embed" ProgID="Equation.DSMT4" ShapeID="_x0000_i1036" DrawAspect="Content" ObjectID="_1835608999" r:id="rId27"/>
+          <o:OLEObject Type="Embed" ProgID="Equation.DSMT4" ShapeID="_x0000_i1036" DrawAspect="Content" ObjectID="_1835701538" r:id="rId27"/>
         </w:object>
       </w:r>
       <w:r>
@@ -868,10 +882,10 @@
           <w:szCs w:val="24"/>
         </w:rPr>
         <w:object w:dxaOrig="639" w:dyaOrig="260" w14:anchorId="5CCE0D5A">
-          <v:shape id="_x0000_i1037" type="#_x0000_t75" style="width:31.65pt;height:13.1pt" o:ole="">
+          <v:shape id="_x0000_i1037" type="#_x0000_t75" style="width:31.7pt;height:13.3pt" o:ole="">
             <v:imagedata r:id="rId28" o:title=""/>
           </v:shape>
-          <o:OLEObject Type="Embed" ProgID="Equation.DSMT4" ShapeID="_x0000_i1037" DrawAspect="Content" ObjectID="_1835609000" r:id="rId29"/>
+          <o:OLEObject Type="Embed" ProgID="Equation.DSMT4" ShapeID="_x0000_i1037" DrawAspect="Content" ObjectID="_1835701539" r:id="rId29"/>
         </w:object>
       </w:r>
       <w:r>
@@ -1017,7 +1031,7 @@
         <w:spacing w:line="360" w:lineRule="auto"/>
         <w:ind w:left="360" w:firstLineChars="0" w:firstLine="0"/>
         <w:rPr>
-          <w:rFonts w:ascii="Times New Roman" w:hAnsi="Times New Roman" w:cs="Times New Roman" w:hint="eastAsia"/>
+          <w:rFonts w:ascii="Times New Roman" w:hAnsi="Times New Roman" w:cs="Times New Roman"/>
           <w:sz w:val="24"/>
           <w:szCs w:val="24"/>
         </w:rPr>
@@ -1087,10 +1101,10 @@
           <w:szCs w:val="24"/>
         </w:rPr>
         <w:object w:dxaOrig="820" w:dyaOrig="300" w14:anchorId="67E317ED">
-          <v:shape id="_x0000_i1038" type="#_x0000_t75" style="width:40.35pt;height:15.25pt" o:ole="">
+          <v:shape id="_x0000_i1038" type="#_x0000_t75" style="width:40.3pt;height:15.45pt" o:ole="">
             <v:imagedata r:id="rId9" o:title=""/>
           </v:shape>
-          <o:OLEObject Type="Embed" ProgID="Equation.DSMT4" ShapeID="_x0000_i1038" DrawAspect="Content" ObjectID="_1835609001" r:id="rId30"/>
+          <o:OLEObject Type="Embed" ProgID="Equation.DSMT4" ShapeID="_x0000_i1038" DrawAspect="Content" ObjectID="_1835701540" r:id="rId30"/>
         </w:object>
       </w:r>
       <w:r>
@@ -1109,10 +1123,10 @@
           <w:szCs w:val="24"/>
         </w:rPr>
         <w:object w:dxaOrig="780" w:dyaOrig="300" w14:anchorId="0E19BDF6">
-          <v:shape id="_x0000_i1039" type="#_x0000_t75" style="width:39.25pt;height:15.25pt" o:ole="">
+          <v:shape id="_x0000_i1039" type="#_x0000_t75" style="width:39.45pt;height:15.45pt" o:ole="">
             <v:imagedata r:id="rId11" o:title=""/>
           </v:shape>
-          <o:OLEObject Type="Embed" ProgID="Equation.DSMT4" ShapeID="_x0000_i1039" DrawAspect="Content" ObjectID="_1835609002" r:id="rId31"/>
+          <o:OLEObject Type="Embed" ProgID="Equation.DSMT4" ShapeID="_x0000_i1039" DrawAspect="Content" ObjectID="_1835701541" r:id="rId31"/>
         </w:object>
       </w:r>
       <w:r>
@@ -1131,10 +1145,10 @@
           <w:szCs w:val="24"/>
         </w:rPr>
         <w:object w:dxaOrig="499" w:dyaOrig="300" w14:anchorId="0C993833">
-          <v:shape id="_x0000_i1040" type="#_x0000_t75" style="width:25.1pt;height:15.25pt" o:ole="">
+          <v:shape id="_x0000_i1040" type="#_x0000_t75" style="width:25.3pt;height:15.45pt" o:ole="">
             <v:imagedata r:id="rId13" o:title=""/>
           </v:shape>
-          <o:OLEObject Type="Embed" ProgID="Equation.DSMT4" ShapeID="_x0000_i1040" DrawAspect="Content" ObjectID="_1835609003" r:id="rId32"/>
+          <o:OLEObject Type="Embed" ProgID="Equation.DSMT4" ShapeID="_x0000_i1040" DrawAspect="Content" ObjectID="_1835701542" r:id="rId32"/>
         </w:object>
       </w:r>
       <w:r>
@@ -1374,27 +1388,27 @@
       <w:pPr>
         <w:spacing w:line="360" w:lineRule="auto"/>
         <w:rPr>
-          <w:rFonts w:ascii="Times New Roman" w:hAnsi="Times New Roman" w:cs="Times New Roman" w:hint="eastAsia"/>
-          <w:sz w:val="24"/>
-          <w:szCs w:val="24"/>
-        </w:rPr>
-      </w:pPr>
-    </w:p>
-    <w:p>
-      <w:pPr>
-        <w:spacing w:line="360" w:lineRule="auto"/>
-        <w:rPr>
-          <w:rFonts w:ascii="Times New Roman" w:hAnsi="Times New Roman" w:cs="Times New Roman"/>
-          <w:sz w:val="24"/>
-          <w:szCs w:val="24"/>
-        </w:rPr>
-      </w:pPr>
-    </w:p>
-    <w:p>
-      <w:pPr>
-        <w:spacing w:line="360" w:lineRule="auto"/>
-        <w:rPr>
-          <w:rFonts w:ascii="Times New Roman" w:hAnsi="Times New Roman" w:cs="Times New Roman" w:hint="eastAsia"/>
+          <w:rFonts w:ascii="Times New Roman" w:hAnsi="Times New Roman" w:cs="Times New Roman"/>
+          <w:sz w:val="24"/>
+          <w:szCs w:val="24"/>
+        </w:rPr>
+      </w:pPr>
+    </w:p>
+    <w:p>
+      <w:pPr>
+        <w:spacing w:line="360" w:lineRule="auto"/>
+        <w:rPr>
+          <w:rFonts w:ascii="Times New Roman" w:hAnsi="Times New Roman" w:cs="Times New Roman"/>
+          <w:sz w:val="24"/>
+          <w:szCs w:val="24"/>
+        </w:rPr>
+      </w:pPr>
+    </w:p>
+    <w:p>
+      <w:pPr>
+        <w:spacing w:line="360" w:lineRule="auto"/>
+        <w:rPr>
+          <w:rFonts w:ascii="Times New Roman" w:hAnsi="Times New Roman" w:cs="Times New Roman"/>
           <w:sz w:val="24"/>
           <w:szCs w:val="24"/>
         </w:rPr>
@@ -1451,10 +1465,10 @@
           <w:szCs w:val="24"/>
         </w:rPr>
         <w:object w:dxaOrig="1980" w:dyaOrig="320" w14:anchorId="6D0DA7FC">
-          <v:shape id="_x0000_i1041" type="#_x0000_t75" style="width:99.25pt;height:16.35pt" o:ole="">
+          <v:shape id="_x0000_i1041" type="#_x0000_t75" style="width:99.45pt;height:16.3pt" o:ole="">
             <v:imagedata r:id="rId33" o:title=""/>
           </v:shape>
-          <o:OLEObject Type="Embed" ProgID="Equation.DSMT4" ShapeID="_x0000_i1041" DrawAspect="Content" ObjectID="_1835609004" r:id="rId34"/>
+          <o:OLEObject Type="Embed" ProgID="Equation.DSMT4" ShapeID="_x0000_i1041" DrawAspect="Content" ObjectID="_1835701543" r:id="rId34"/>
         </w:object>
       </w:r>
       <w:r>
@@ -1679,37 +1693,37 @@
       <w:pPr>
         <w:spacing w:line="360" w:lineRule="auto"/>
         <w:rPr>
-          <w:rFonts w:ascii="Times New Roman" w:hAnsi="Times New Roman" w:cs="Times New Roman" w:hint="eastAsia"/>
-          <w:sz w:val="24"/>
-          <w:szCs w:val="24"/>
-        </w:rPr>
-      </w:pPr>
-    </w:p>
-    <w:p>
-      <w:pPr>
-        <w:spacing w:line="360" w:lineRule="auto"/>
-        <w:rPr>
-          <w:rFonts w:ascii="Times New Roman" w:hAnsi="Times New Roman" w:cs="Times New Roman"/>
-          <w:sz w:val="24"/>
-          <w:szCs w:val="24"/>
-        </w:rPr>
-      </w:pPr>
-    </w:p>
-    <w:p>
-      <w:pPr>
-        <w:spacing w:line="360" w:lineRule="auto"/>
-        <w:rPr>
-          <w:rFonts w:ascii="Times New Roman" w:hAnsi="Times New Roman" w:cs="Times New Roman"/>
-          <w:sz w:val="24"/>
-          <w:szCs w:val="24"/>
-        </w:rPr>
-      </w:pPr>
-    </w:p>
-    <w:p>
-      <w:pPr>
-        <w:spacing w:line="360" w:lineRule="auto"/>
-        <w:rPr>
-          <w:rFonts w:ascii="Times New Roman" w:hAnsi="Times New Roman" w:cs="Times New Roman" w:hint="eastAsia"/>
+          <w:rFonts w:ascii="Times New Roman" w:hAnsi="Times New Roman" w:cs="Times New Roman"/>
+          <w:sz w:val="24"/>
+          <w:szCs w:val="24"/>
+        </w:rPr>
+      </w:pPr>
+    </w:p>
+    <w:p>
+      <w:pPr>
+        <w:spacing w:line="360" w:lineRule="auto"/>
+        <w:rPr>
+          <w:rFonts w:ascii="Times New Roman" w:hAnsi="Times New Roman" w:cs="Times New Roman"/>
+          <w:sz w:val="24"/>
+          <w:szCs w:val="24"/>
+        </w:rPr>
+      </w:pPr>
+    </w:p>
+    <w:p>
+      <w:pPr>
+        <w:spacing w:line="360" w:lineRule="auto"/>
+        <w:rPr>
+          <w:rFonts w:ascii="Times New Roman" w:hAnsi="Times New Roman" w:cs="Times New Roman"/>
+          <w:sz w:val="24"/>
+          <w:szCs w:val="24"/>
+        </w:rPr>
+      </w:pPr>
+    </w:p>
+    <w:p>
+      <w:pPr>
+        <w:spacing w:line="360" w:lineRule="auto"/>
+        <w:rPr>
+          <w:rFonts w:ascii="Times New Roman" w:hAnsi="Times New Roman" w:cs="Times New Roman"/>
           <w:sz w:val="24"/>
           <w:szCs w:val="24"/>
         </w:rPr>
@@ -1767,10 +1781,10 @@
           <w:szCs w:val="24"/>
         </w:rPr>
         <w:object w:dxaOrig="859" w:dyaOrig="240" w14:anchorId="3FF255E0">
-          <v:shape id="_x0000_i1042" type="#_x0000_t75" style="width:43.65pt;height:12pt" o:ole="">
+          <v:shape id="_x0000_i1042" type="#_x0000_t75" style="width:43.7pt;height:12pt" o:ole="">
             <v:imagedata r:id="rId35" o:title=""/>
           </v:shape>
-          <o:OLEObject Type="Embed" ProgID="Equation.DSMT4" ShapeID="_x0000_i1042" DrawAspect="Content" ObjectID="_1835609005" r:id="rId36"/>
+          <o:OLEObject Type="Embed" ProgID="Equation.DSMT4" ShapeID="_x0000_i1042" DrawAspect="Content" ObjectID="_1835701544" r:id="rId36"/>
         </w:object>
       </w:r>
       <w:r>
@@ -1912,10 +1926,10 @@
           <w:szCs w:val="24"/>
         </w:rPr>
         <w:object w:dxaOrig="540" w:dyaOrig="240" w14:anchorId="4ED5386F">
-          <v:shape id="_x0000_i1043" type="#_x0000_t75" style="width:27.25pt;height:12pt" o:ole="">
+          <v:shape id="_x0000_i1043" type="#_x0000_t75" style="width:27.45pt;height:12pt" o:ole="">
             <v:imagedata r:id="rId37" o:title=""/>
           </v:shape>
-          <o:OLEObject Type="Embed" ProgID="Equation.DSMT4" ShapeID="_x0000_i1043" DrawAspect="Content" ObjectID="_1835609006" r:id="rId38"/>
+          <o:OLEObject Type="Embed" ProgID="Equation.DSMT4" ShapeID="_x0000_i1043" DrawAspect="Content" ObjectID="_1835701545" r:id="rId38"/>
         </w:object>
       </w:r>
       <w:r>
@@ -1954,10 +1968,10 @@
           <w:szCs w:val="24"/>
         </w:rPr>
         <w:object w:dxaOrig="2260" w:dyaOrig="340" w14:anchorId="64E2CDCB">
-          <v:shape id="_x0000_i1044" type="#_x0000_t75" style="width:112.9pt;height:16.9pt" o:ole="">
+          <v:shape id="_x0000_i1044" type="#_x0000_t75" style="width:112.7pt;height:16.7pt" o:ole="">
             <v:imagedata r:id="rId39" o:title=""/>
           </v:shape>
-          <o:OLEObject Type="Embed" ProgID="Equation.DSMT4" ShapeID="_x0000_i1044" DrawAspect="Content" ObjectID="_1835609007" r:id="rId40"/>
+          <o:OLEObject Type="Embed" ProgID="Equation.DSMT4" ShapeID="_x0000_i1044" DrawAspect="Content" ObjectID="_1835701546" r:id="rId40"/>
         </w:object>
       </w:r>
       <w:r>
@@ -2105,10 +2119,10 @@
           <w:szCs w:val="24"/>
         </w:rPr>
         <w:object w:dxaOrig="1260" w:dyaOrig="300" w14:anchorId="6BFDCBEC">
-          <v:shape id="_x0000_i1045" type="#_x0000_t75" style="width:63.25pt;height:15.25pt" o:ole="">
+          <v:shape id="_x0000_i1045" type="#_x0000_t75" style="width:63.45pt;height:15.45pt" o:ole="">
             <v:imagedata r:id="rId41" o:title=""/>
           </v:shape>
-          <o:OLEObject Type="Embed" ProgID="Equation.DSMT4" ShapeID="_x0000_i1045" DrawAspect="Content" ObjectID="_1835609008" r:id="rId42"/>
+          <o:OLEObject Type="Embed" ProgID="Equation.DSMT4" ShapeID="_x0000_i1045" DrawAspect="Content" ObjectID="_1835701547" r:id="rId42"/>
         </w:object>
       </w:r>
       <w:r>
@@ -2167,10 +2181,10 @@
           <w:szCs w:val="24"/>
         </w:rPr>
         <w:object w:dxaOrig="480" w:dyaOrig="260" w14:anchorId="0284FB26">
-          <v:shape id="_x0000_i1046" type="#_x0000_t75" style="width:24pt;height:13.1pt" o:ole="">
+          <v:shape id="_x0000_i1046" type="#_x0000_t75" style="width:24pt;height:13.3pt" o:ole="">
             <v:imagedata r:id="rId43" o:title=""/>
           </v:shape>
-          <o:OLEObject Type="Embed" ProgID="Equation.DSMT4" ShapeID="_x0000_i1046" DrawAspect="Content" ObjectID="_1835609009" r:id="rId44"/>
+          <o:OLEObject Type="Embed" ProgID="Equation.DSMT4" ShapeID="_x0000_i1046" DrawAspect="Content" ObjectID="_1835701548" r:id="rId44"/>
         </w:object>
       </w:r>
       <w:r>
@@ -2249,10 +2263,10 @@
           <w:szCs w:val="24"/>
         </w:rPr>
         <w:object w:dxaOrig="1880" w:dyaOrig="580" w14:anchorId="42A38F2F">
-          <v:shape id="_x0000_i1047" type="#_x0000_t75" style="width:94.35pt;height:28.9pt" o:ole="">
+          <v:shape id="_x0000_i1047" type="#_x0000_t75" style="width:94.3pt;height:28.7pt" o:ole="">
             <v:imagedata r:id="rId45" o:title=""/>
           </v:shape>
-          <o:OLEObject Type="Embed" ProgID="Equation.DSMT4" ShapeID="_x0000_i1047" DrawAspect="Content" ObjectID="_1835609010" r:id="rId46"/>
+          <o:OLEObject Type="Embed" ProgID="Equation.DSMT4" ShapeID="_x0000_i1047" DrawAspect="Content" ObjectID="_1835701549" r:id="rId46"/>
         </w:object>
       </w:r>
       <w:r>
